--- a/episodes/The_Dark_Rise_Episode_68.docx
+++ b/episodes/The_Dark_Rise_Episode_68.docx
@@ -210,20 +210,7 @@
     </w:p>
     <w:p>
       <w:pPr>
-        <w:spacing w:after="0" w:line="360"/>
-      </w:pPr>
-      <w:r>
-        <w:rPr>
-          <w:rFonts w:ascii="Georgia" w:hAnsi="Georgia" w:cs="Georgia"/>
-          <w:sz w:val="24"/>
-          <w:szCs w:val="24"/>
-        </w:rPr>
-        <w:t xml:space="preserve"/>
-      </w:r>
-    </w:p>
-    <w:p>
-      <w:pPr>
-        <w:spacing w:after="60" w:line="360"/>
+        <w:spacing w:after="60" w:line="360" w:before="480"/>
         <w:ind w:firstLine="360"/>
       </w:pPr>
       <w:r>
@@ -321,20 +308,7 @@
     </w:p>
     <w:p>
       <w:pPr>
-        <w:spacing w:after="0" w:line="360"/>
-      </w:pPr>
-      <w:r>
-        <w:rPr>
-          <w:rFonts w:ascii="Georgia" w:hAnsi="Georgia" w:cs="Georgia"/>
-          <w:sz w:val="24"/>
-          <w:szCs w:val="24"/>
-        </w:rPr>
-        <w:t xml:space="preserve"/>
-      </w:r>
-    </w:p>
-    <w:p>
-      <w:pPr>
-        <w:spacing w:after="60" w:line="360"/>
+        <w:spacing w:after="60" w:line="360" w:before="480"/>
         <w:ind w:firstLine="360"/>
       </w:pPr>
       <w:r>

--- a/episodes/The_Dark_Rise_Episode_68.docx
+++ b/episodes/The_Dark_Rise_Episode_68.docx
@@ -247,7 +247,7 @@
           <w:sz w:val="24"/>
           <w:szCs w:val="24"/>
         </w:rPr>
-        <w:t xml:space="preserve">They watched Idoro's ordinary rhythms first, the fields worked at dawn, the market opening at its usual hour, the soldiers' patrols moving with a discipline that told them plainly this garrison, at least, had been well trained. Twice that first day the patrol pattern changed without warning, and the specialist noted the change with something almost like respect, filing away the fact that whoever commanded this garrison had learned, recently and well, exactly the kind of watching a patient enemy relies on most.</w:t>
+        <w:t xml:space="preserve">They watched Idoro's ordinary rhythms first, the fields worked at dawn, the market opening at its usual hour, the soldiers' patrols moving with a discipline that told them plainly this garrison, at least, had been well trained. Twice that first day the patrol pattern changed without warning, and the specialist noted the change with something almost like respect, filing away the fact that whoever commanded this garrison had learned, recently and well, exactly the kind of watching a patient enemy relies on most. None of it changed the specialist's read of the ground. It only confirmed how much patience the work ahead would ask, and patience had never once been the difficult part.</w:t>
       </w:r>
     </w:p>
     <w:p>
